--- a/Tolmachev_Ivan_lb1/Tolmachev_Ivan_lb1.docx
+++ b/Tolmachev_Ivan_lb1/Tolmachev_Ivan_lb1.docx
@@ -486,9 +486,9 @@
         <w:tblLook w:val="04a0" w:noHBand="0" w:noVBand="1" w:firstColumn="1" w:lastRow="0" w:lastColumn="0" w:firstRow="1"/>
       </w:tblPr>
       <w:tblGrid>
-        <w:gridCol w:w="4345"/>
+        <w:gridCol w:w="4344"/>
         <w:gridCol w:w="2609"/>
-        <w:gridCol w:w="2900"/>
+        <w:gridCol w:w="2901"/>
       </w:tblGrid>
       <w:tr>
         <w:trPr>
@@ -496,7 +496,7 @@
         </w:trPr>
         <w:tc>
           <w:tcPr>
-            <w:tcW w:w="4345" w:type="dxa"/>
+            <w:tcW w:w="4344" w:type="dxa"/>
             <w:tcBorders/>
             <w:vAlign w:val="bottom"/>
           </w:tcPr>
@@ -548,7 +548,7 @@
         </w:tc>
         <w:tc>
           <w:tcPr>
-            <w:tcW w:w="2900" w:type="dxa"/>
+            <w:tcW w:w="2901" w:type="dxa"/>
             <w:tcBorders/>
             <w:vAlign w:val="bottom"/>
           </w:tcPr>
@@ -576,7 +576,7 @@
         </w:trPr>
         <w:tc>
           <w:tcPr>
-            <w:tcW w:w="4345" w:type="dxa"/>
+            <w:tcW w:w="4344" w:type="dxa"/>
             <w:tcBorders/>
             <w:vAlign w:val="bottom"/>
           </w:tcPr>
@@ -622,7 +622,7 @@
         </w:tc>
         <w:tc>
           <w:tcPr>
-            <w:tcW w:w="2900" w:type="dxa"/>
+            <w:tcW w:w="2901" w:type="dxa"/>
             <w:tcBorders/>
             <w:vAlign w:val="bottom"/>
           </w:tcPr>
@@ -1865,7 +1865,8 @@
       </w:r>
       <w:r>
         <w:rPr>
-          <w:rStyle w:val="user2"/>
+          <w:rStyle w:val="Style16"/>
+          <w:rFonts w:ascii="Times New Roman" w:hAnsi="Times New Roman"/>
           <w:i/>
           <w:iCs/>
         </w:rPr>
@@ -1887,7 +1888,8 @@
       </w:r>
       <w:r>
         <w:rPr>
-          <w:rStyle w:val="user2"/>
+          <w:rStyle w:val="Style16"/>
+          <w:rFonts w:ascii="Times New Roman" w:hAnsi="Times New Roman"/>
           <w:i/>
           <w:iCs/>
         </w:rPr>
@@ -1895,7 +1897,8 @@
       </w:r>
       <w:r>
         <w:rPr>
-          <w:rStyle w:val="user2"/>
+          <w:rStyle w:val="Style16"/>
+          <w:rFonts w:ascii="Times New Roman" w:hAnsi="Times New Roman"/>
         </w:rPr>
         <w:t>.</w:t>
       </w:r>
@@ -1905,7 +1908,8 @@
       </w:r>
       <w:r>
         <w:rPr>
-          <w:rStyle w:val="user2"/>
+          <w:rStyle w:val="Style16"/>
+          <w:rFonts w:ascii="Times New Roman" w:hAnsi="Times New Roman"/>
           <w:i/>
           <w:iCs/>
         </w:rPr>
@@ -1950,7 +1954,7 @@
       </w:r>
       <w:r>
         <w:rPr>
-          <w:rStyle w:val="user2"/>
+          <w:rStyle w:val="Style16"/>
           <w:i/>
           <w:iCs/>
         </w:rPr>
@@ -1984,7 +1988,7 @@
       </w:r>
       <w:r>
         <w:rPr>
-          <w:rStyle w:val="user2"/>
+          <w:rStyle w:val="Style16"/>
           <w:i/>
           <w:iCs/>
         </w:rPr>
@@ -2350,7 +2354,7 @@
     </w:p>
     <w:p>
       <w:pPr>
-        <w:pStyle w:val="Style17"/>
+        <w:pStyle w:val="user3"/>
         <w:rPr/>
       </w:pPr>
       <w:r>
@@ -3218,7 +3222,7 @@
   <w:style w:type="character" w:styleId="Style12" w:customStyle="1">
     <w:name w:val="Рисунок Знак"/>
     <w:basedOn w:val="DefaultParagraphFont"/>
-    <w:link w:val="Style17"/>
+    <w:link w:val="Style22"/>
     <w:qFormat/>
     <w:rsid w:val="004462df"/>
     <w:rPr>
@@ -3232,7 +3236,7 @@
   <w:style w:type="character" w:styleId="Style13" w:customStyle="1">
     <w:name w:val="Таблица Знак"/>
     <w:basedOn w:val="Style12"/>
-    <w:link w:val="Style18"/>
+    <w:link w:val="Style21"/>
     <w:qFormat/>
     <w:rsid w:val="00d95df2"/>
     <w:rPr>
@@ -3295,26 +3299,26 @@
       <w:bCs/>
     </w:rPr>
   </w:style>
-  <w:style w:type="character" w:styleId="user">
-    <w:name w:val="Символ нумерации (user)"/>
+  <w:style w:type="character" w:styleId="Style14">
+    <w:name w:val="Символ нумерации"/>
     <w:qFormat/>
     <w:rPr/>
   </w:style>
-  <w:style w:type="character" w:styleId="user1">
-    <w:name w:val="Маркеры (user)"/>
+  <w:style w:type="character" w:styleId="Style15">
+    <w:name w:val="Маркеры"/>
     <w:qFormat/>
     <w:rPr>
       <w:rFonts w:ascii="OpenSymbol" w:hAnsi="OpenSymbol" w:eastAsia="OpenSymbol" w:cs="OpenSymbol"/>
     </w:rPr>
   </w:style>
-  <w:style w:type="character" w:styleId="user2">
-    <w:name w:val="Исходный текст (user)"/>
+  <w:style w:type="character" w:styleId="Style16">
+    <w:name w:val="Исходный текст"/>
     <w:qFormat/>
     <w:rPr>
       <w:rFonts w:ascii="Liberation Mono" w:hAnsi="Liberation Mono" w:eastAsia="Liberation Mono" w:cs="Liberation Mono"/>
     </w:rPr>
   </w:style>
-  <w:style w:type="paragraph" w:styleId="Style14">
+  <w:style w:type="paragraph" w:styleId="Style17">
     <w:name w:val="Заголовок"/>
     <w:basedOn w:val="Normal"/>
     <w:next w:val="BodyText"/>
@@ -3365,7 +3369,7 @@
       <w:szCs w:val="16"/>
     </w:rPr>
   </w:style>
-  <w:style w:type="paragraph" w:styleId="Style15">
+  <w:style w:type="paragraph" w:styleId="Style18">
     <w:name w:val="Указатель"/>
     <w:basedOn w:val="Normal"/>
     <w:qFormat/>
@@ -3376,7 +3380,7 @@
       <w:rFonts w:cs="Noto Sans Devanagari"/>
     </w:rPr>
   </w:style>
-  <w:style w:type="paragraph" w:styleId="user3">
+  <w:style w:type="paragraph" w:styleId="user">
     <w:name w:val="Заголовок (user)"/>
     <w:basedOn w:val="Normal"/>
     <w:next w:val="BodyText"/>
@@ -3391,7 +3395,7 @@
       <w:szCs w:val="28"/>
     </w:rPr>
   </w:style>
-  <w:style w:type="paragraph" w:styleId="user4">
+  <w:style w:type="paragraph" w:styleId="user1">
     <w:name w:val="Указатель (user)"/>
     <w:basedOn w:val="Normal"/>
     <w:qFormat/>
@@ -3402,15 +3406,15 @@
       <w:rFonts w:cs="Noto Sans Devanagari"/>
     </w:rPr>
   </w:style>
-  <w:style w:type="paragraph" w:styleId="user5">
-    <w:name w:val="Колонтитулы (user)"/>
+  <w:style w:type="paragraph" w:styleId="Style19">
+    <w:name w:val="Колонтитулы"/>
     <w:basedOn w:val="Normal"/>
     <w:qFormat/>
     <w:pPr/>
     <w:rPr/>
   </w:style>
-  <w:style w:type="paragraph" w:styleId="Style16">
-    <w:name w:val="Колонтитулы"/>
+  <w:style w:type="paragraph" w:styleId="user2">
+    <w:name w:val="Колонтитулы (user)"/>
     <w:basedOn w:val="Normal"/>
     <w:qFormat/>
     <w:pPr/>
@@ -3471,8 +3475,8 @@
       <w:lang w:val="ru-RU" w:eastAsia="en-US" w:bidi="ar-SA"/>
     </w:rPr>
   </w:style>
-  <w:style w:type="paragraph" w:styleId="Style17" w:customStyle="1">
-    <w:name w:val="Рисунок"/>
+  <w:style w:type="paragraph" w:styleId="user3" w:customStyle="1">
+    <w:name w:val="Рисунок (user)"/>
     <w:basedOn w:val="Normal"/>
     <w:link w:val="Style12"/>
     <w:qFormat/>
@@ -3486,9 +3490,9 @@
       <w:lang w:val="en-US"/>
     </w:rPr>
   </w:style>
-  <w:style w:type="paragraph" w:styleId="Style18" w:customStyle="1">
-    <w:name w:val="Таблица"/>
-    <w:basedOn w:val="Style17"/>
+  <w:style w:type="paragraph" w:styleId="user4" w:customStyle="1">
+    <w:name w:val="Таблица (user)"/>
+    <w:basedOn w:val="user3"/>
     <w:link w:val="Style13"/>
     <w:qFormat/>
     <w:rsid w:val="00d95df2"/>
@@ -3538,8 +3542,8 @@
       <w:lang w:eastAsia="ru-RU" w:bidi="ar-SA"/>
     </w:rPr>
   </w:style>
-  <w:style w:type="paragraph" w:styleId="user6" w:customStyle="1">
-    <w:name w:val="Содержимое таблицы (user)"/>
+  <w:style w:type="paragraph" w:styleId="Style20" w:customStyle="1">
+    <w:name w:val="Содержимое таблицы"/>
     <w:basedOn w:val="Normal"/>
     <w:qFormat/>
     <w:rsid w:val="00d95df2"/>
@@ -3550,8 +3554,8 @@
       <w:rFonts w:eastAsia="Times New Roman" w:cs="Times New Roman"/>
     </w:rPr>
   </w:style>
-  <w:style w:type="paragraph" w:styleId="user7" w:customStyle="1">
-    <w:name w:val="Таблица (user)"/>
+  <w:style w:type="paragraph" w:styleId="Style21" w:customStyle="1">
+    <w:name w:val="Таблица"/>
     <w:basedOn w:val="Caption"/>
     <w:qFormat/>
     <w:rsid w:val="00d95df2"/>
@@ -3582,15 +3586,15 @@
     </w:pPr>
     <w:rPr/>
   </w:style>
-  <w:style w:type="paragraph" w:styleId="user8">
-    <w:name w:val="Рисунок (user)"/>
+  <w:style w:type="paragraph" w:styleId="Style22">
+    <w:name w:val="Рисунок"/>
     <w:basedOn w:val="Caption"/>
     <w:qFormat/>
     <w:pPr/>
     <w:rPr/>
   </w:style>
-  <w:style w:type="numbering" w:styleId="user9" w:default="1">
-    <w:name w:val="Без списка (user)"/>
+  <w:style w:type="numbering" w:styleId="Style23" w:default="1">
+    <w:name w:val="Без списка"/>
     <w:uiPriority w:val="99"/>
     <w:semiHidden/>
     <w:unhideWhenUsed/>
